--- a/FAR23_SubpartA_条款修订历史与背景分析_详版.docx
+++ b/FAR23_SubpartA_条款修订历史与背景分析_详版.docx
@@ -2020,7 +2020,7 @@
           <w:color w:val="404040"/>
           <w:sz w:val="24"/>
         </w:rPr>
-        <w:t>2.2　Amdt 23-10（1971-03-13 生效）：第23.1条(a)段修订如下：</w:t>
+        <w:t>2.2　Amdt 23-10（1971-03-13 生效）：第23.1条(a)段修订如下</w:t>
       </w:r>
     </w:p>
     <w:p>
@@ -2237,7 +2237,7 @@
           <w:color w:val="404040"/>
           <w:sz w:val="24"/>
         </w:rPr>
-        <w:t>2.3　Amdt 23-34（1987-02-17 生效）：3. 通过修订 §23.1</w:t>
+        <w:t>2.3　Amdt 23-34（1987-02-17 生效）：通过修订 §23.1</w:t>
       </w:r>
     </w:p>
     <w:p>
@@ -6463,7 +6463,7 @@
           <w:color w:val="404040"/>
           <w:sz w:val="24"/>
         </w:rPr>
-        <w:t>2.2　Amdt 23-36（1988-09-14 生效）：2. 第23.2条修订后内容如下：</w:t>
+        <w:t>2.2　Amdt 23-36（1988-09-14 生效）：第23.2条修订后内容如下</w:t>
       </w:r>
     </w:p>
     <w:p>
@@ -10791,7 +10791,7 @@
           <w:color w:val="404040"/>
           <w:sz w:val="24"/>
         </w:rPr>
-        <w:t>2.3　Amdt 23-34（1987-02-17 生效）：4. 对第23.3条进行修订</w:t>
+        <w:t>2.3　Amdt 23-34（1987-02-17 生效）：对第23.3条进行修订</w:t>
       </w:r>
     </w:p>
     <w:p>
@@ -11396,7 +11396,7 @@
           <w:color w:val="404040"/>
           <w:sz w:val="24"/>
         </w:rPr>
-        <w:t>2.4　Amdt 23-50（1996-03-11 生效）：4. 第23.3条经修订</w:t>
+        <w:t>2.4　Amdt 23-50（1996-03-11 生效）：第23.3条经修订</w:t>
       </w:r>
     </w:p>
     <w:p>
